--- a/Project_Animagus/작업 일지/광신_작업일지/작업일지(250714-250720).docx
+++ b/Project_Animagus/작업 일지/광신_작업일지/작업일지(250714-250720).docx
@@ -63,8 +63,9 @@
           </w:tcPr>
           <w:p>
             <w:pPr>
-              <w:jc w:val="center"/>
-              <w:rPr>
+              <w:ind w:firstLineChars="200" w:firstLine="360"/>
+              <w:rPr>
+                <w:rFonts w:hint="eastAsia"/>
                 <w:b/>
                 <w:sz w:val="18"/>
               </w:rPr>
@@ -75,7 +76,7 @@
                 <w:b/>
                 <w:sz w:val="18"/>
               </w:rPr>
-              <w:t>2018180042</w:t>
+              <w:t>2020182003</w:t>
             </w:r>
             <w:r>
               <w:rPr>
@@ -90,52 +91,7 @@
                 <w:b/>
                 <w:sz w:val="18"/>
               </w:rPr>
-              <w:t>지태준</w:t>
-            </w:r>
-          </w:p>
-          <w:p>
-            <w:pPr>
-              <w:jc w:val="center"/>
-              <w:rPr>
-                <w:b/>
-                <w:sz w:val="18"/>
-              </w:rPr>
-            </w:pPr>
-            <w:r>
-              <w:rPr>
-                <w:rFonts w:hint="eastAsia"/>
-                <w:b/>
-                <w:sz w:val="18"/>
-              </w:rPr>
-              <w:t>2020182003</w:t>
-            </w:r>
-            <w:r>
-              <w:rPr>
-                <w:b/>
-                <w:sz w:val="18"/>
-              </w:rPr>
-              <w:t xml:space="preserve"> </w:t>
-            </w:r>
-            <w:r>
-              <w:rPr>
-                <w:rFonts w:hint="eastAsia"/>
-                <w:b/>
-                <w:sz w:val="18"/>
-              </w:rPr>
               <w:t>고광신</w:t>
-            </w:r>
-          </w:p>
-          <w:p>
-            <w:pPr>
-              <w:jc w:val="center"/>
-            </w:pPr>
-            <w:r>
-              <w:rPr>
-                <w:rFonts w:hint="eastAsia"/>
-                <w:b/>
-                <w:sz w:val="18"/>
-              </w:rPr>
-              <w:t>2020182040 조환희</w:t>
             </w:r>
           </w:p>
         </w:tc>
@@ -229,6 +185,13 @@
                 <w:b/>
               </w:rPr>
             </w:pPr>
+            <w:r>
+              <w:rPr>
+                <w:rFonts w:hint="eastAsia"/>
+                <w:b/>
+              </w:rPr>
+              <w:t>32</w:t>
+            </w:r>
           </w:p>
         </w:tc>
         <w:tc>
@@ -263,7 +226,6 @@
             <w:pPr>
               <w:jc w:val="center"/>
               <w:rPr>
-                <w:rFonts w:hint="eastAsia"/>
                 <w:b/>
               </w:rPr>
             </w:pPr>
@@ -280,7 +242,7 @@
                 <w:b/>
                 <w:sz w:val="22"/>
               </w:rPr>
-              <w:t>4</w:t>
+              <w:t>5</w:t>
             </w:r>
             <w:r>
               <w:rPr>
@@ -295,22 +257,7 @@
                 <w:b/>
                 <w:sz w:val="22"/>
               </w:rPr>
-              <w:t>12</w:t>
-            </w:r>
-            <w:r>
-              <w:rPr>
-                <w:b/>
-                <w:sz w:val="22"/>
-              </w:rPr>
-              <w:t>.</w:t>
-            </w:r>
-            <w:r>
-              <w:rPr>
-                <w:rFonts w:hint="eastAsia"/>
-                <w:b/>
-                <w:sz w:val="22"/>
-              </w:rPr>
-              <w:t>23</w:t>
+              <w:t>07.14</w:t>
             </w:r>
             <w:r>
               <w:rPr>
@@ -325,22 +272,22 @@
                 <w:b/>
                 <w:sz w:val="22"/>
               </w:rPr>
-              <w:t>4</w:t>
-            </w:r>
-            <w:r>
-              <w:rPr>
-                <w:b/>
-                <w:sz w:val="22"/>
-              </w:rPr>
-              <w:t>.</w:t>
-            </w:r>
-            <w:r>
-              <w:rPr>
-                <w:rFonts w:hint="eastAsia"/>
-                <w:b/>
-                <w:sz w:val="22"/>
-              </w:rPr>
-              <w:t>12.29</w:t>
+              <w:t>5</w:t>
+            </w:r>
+            <w:r>
+              <w:rPr>
+                <w:b/>
+                <w:sz w:val="22"/>
+              </w:rPr>
+              <w:t>.0</w:t>
+            </w:r>
+            <w:r>
+              <w:rPr>
+                <w:rFonts w:hint="eastAsia"/>
+                <w:b/>
+                <w:sz w:val="22"/>
+              </w:rPr>
+              <w:t>7.20</w:t>
             </w:r>
           </w:p>
         </w:tc>
@@ -431,66 +378,12 @@
           </w:tcPr>
           <w:p>
             <w:pPr>
-              <w:pStyle w:val="a4"/>
-              <w:numPr>
-                <w:ilvl w:val="0"/>
-                <w:numId w:val="2"/>
-              </w:numPr>
-              <w:ind w:leftChars="0"/>
               <w:jc w:val="left"/>
               <w:rPr>
-                <w:b/>
-              </w:rPr>
-            </w:pPr>
-            <w:r>
-              <w:rPr>
-                <w:rFonts w:hint="eastAsia"/>
-                <w:b/>
-              </w:rPr>
-              <w:t>지태준</w:t>
-            </w:r>
-          </w:p>
-          <w:p>
-            <w:pPr>
-              <w:pStyle w:val="a4"/>
-              <w:numPr>
-                <w:ilvl w:val="0"/>
-                <w:numId w:val="2"/>
-              </w:numPr>
-              <w:ind w:leftChars="0"/>
-              <w:jc w:val="left"/>
-              <w:rPr>
-                <w:b/>
-              </w:rPr>
-            </w:pPr>
-            <w:r>
-              <w:rPr>
-                <w:rFonts w:hint="eastAsia"/>
-                <w:b/>
-              </w:rPr>
-              <w:t>고광신</w:t>
-            </w:r>
-          </w:p>
-          <w:p>
-            <w:pPr>
-              <w:pStyle w:val="a4"/>
-              <w:numPr>
-                <w:ilvl w:val="0"/>
-                <w:numId w:val="2"/>
-              </w:numPr>
-              <w:ind w:leftChars="0"/>
-              <w:jc w:val="left"/>
-              <w:rPr>
-                <w:b/>
-              </w:rPr>
-            </w:pPr>
-            <w:r>
-              <w:rPr>
-                <w:rFonts w:hint="eastAsia"/>
-                <w:b/>
-              </w:rPr>
-              <w:t>조환희</w:t>
-            </w:r>
+                <w:rFonts w:hint="eastAsia"/>
+                <w:b/>
+              </w:rPr>
+            </w:pPr>
           </w:p>
         </w:tc>
       </w:tr>
@@ -517,73 +410,6 @@
           <w:sz w:val="22"/>
         </w:rPr>
         <w:t>&lt;상세 수행내용&gt;</w:t>
-      </w:r>
-    </w:p>
-    <w:p>
-      <w:pPr>
-        <w:pStyle w:val="a4"/>
-        <w:numPr>
-          <w:ilvl w:val="1"/>
-          <w:numId w:val="1"/>
-        </w:numPr>
-        <w:ind w:leftChars="0"/>
-        <w:rPr>
-          <w:sz w:val="22"/>
-        </w:rPr>
-      </w:pPr>
-      <w:r>
-        <w:rPr>
-          <w:rFonts w:hint="eastAsia"/>
-          <w:b/>
-          <w:sz w:val="28"/>
-          <w:szCs w:val="28"/>
-        </w:rPr>
-        <w:t>지태준</w:t>
-      </w:r>
-    </w:p>
-    <w:p>
-      <w:pPr>
-        <w:pStyle w:val="a4"/>
-        <w:numPr>
-          <w:ilvl w:val="1"/>
-          <w:numId w:val="1"/>
-        </w:numPr>
-        <w:ind w:leftChars="0"/>
-        <w:rPr>
-          <w:sz w:val="22"/>
-        </w:rPr>
-      </w:pPr>
-      <w:r>
-        <w:rPr>
-          <w:rFonts w:hint="eastAsia"/>
-          <w:b/>
-          <w:sz w:val="28"/>
-          <w:szCs w:val="28"/>
-        </w:rPr>
-        <w:t>고광신</w:t>
-      </w:r>
-    </w:p>
-    <w:p>
-      <w:pPr>
-        <w:pStyle w:val="a4"/>
-        <w:numPr>
-          <w:ilvl w:val="1"/>
-          <w:numId w:val="1"/>
-        </w:numPr>
-        <w:ind w:leftChars="0"/>
-        <w:rPr>
-          <w:rFonts w:hint="eastAsia"/>
-          <w:sz w:val="22"/>
-        </w:rPr>
-      </w:pPr>
-      <w:r>
-        <w:rPr>
-          <w:rFonts w:hint="eastAsia"/>
-          <w:b/>
-          <w:sz w:val="28"/>
-          <w:szCs w:val="28"/>
-        </w:rPr>
-        <w:t>조환희</w:t>
       </w:r>
       <w:r>
         <w:rPr>
@@ -735,6 +561,14 @@
                 <w:sz w:val="22"/>
               </w:rPr>
             </w:pPr>
+            <w:r>
+              <w:rPr>
+                <w:rFonts w:hint="eastAsia"/>
+                <w:b/>
+                <w:sz w:val="22"/>
+              </w:rPr>
+              <w:t>33</w:t>
+            </w:r>
           </w:p>
         </w:tc>
         <w:tc>
@@ -782,7 +616,7 @@
                 <w:b/>
                 <w:sz w:val="22"/>
               </w:rPr>
-              <w:t>4</w:t>
+              <w:t>5</w:t>
             </w:r>
             <w:r>
               <w:rPr>
@@ -793,33 +627,19 @@
             </w:r>
             <w:r>
               <w:rPr>
-                <w:b/>
-                <w:sz w:val="22"/>
-              </w:rPr>
-              <w:t>1</w:t>
-            </w:r>
-            <w:r>
-              <w:rPr>
-                <w:rFonts w:hint="eastAsia"/>
-                <w:b/>
-                <w:sz w:val="22"/>
-              </w:rPr>
-              <w:t>2</w:t>
-            </w:r>
-            <w:r>
-              <w:rPr>
-                <w:b/>
-                <w:sz w:val="22"/>
-              </w:rPr>
-              <w:t>.</w:t>
-            </w:r>
-            <w:r>
-              <w:rPr>
-                <w:rFonts w:hint="eastAsia"/>
-                <w:b/>
-                <w:sz w:val="22"/>
-              </w:rPr>
-              <w:t>30</w:t>
+                <w:rFonts w:hint="eastAsia"/>
+                <w:b/>
+                <w:sz w:val="22"/>
+              </w:rPr>
+              <w:t>07.</w:t>
+            </w:r>
+            <w:r>
+              <w:rPr>
+                <w:rFonts w:hint="eastAsia"/>
+                <w:b/>
+                <w:sz w:val="22"/>
+              </w:rPr>
+              <w:t>21</w:t>
             </w:r>
             <w:r>
               <w:rPr>
@@ -845,25 +665,19 @@
             </w:r>
             <w:r>
               <w:rPr>
-                <w:b/>
-                <w:sz w:val="22"/>
-              </w:rPr>
-              <w:t>1</w:t>
-            </w:r>
-            <w:r>
-              <w:rPr>
-                <w:b/>
-                <w:sz w:val="22"/>
-              </w:rPr>
-              <w:t>.</w:t>
-            </w:r>
-            <w:r>
-              <w:rPr>
-                <w:rFonts w:hint="eastAsia"/>
-                <w:b/>
-                <w:sz w:val="22"/>
-              </w:rPr>
-              <w:t>05</w:t>
+                <w:rFonts w:hint="eastAsia"/>
+                <w:b/>
+                <w:sz w:val="22"/>
+              </w:rPr>
+              <w:t>7.2</w:t>
+            </w:r>
+            <w:r>
+              <w:rPr>
+                <w:rFonts w:hint="eastAsia"/>
+                <w:b/>
+                <w:sz w:val="22"/>
+              </w:rPr>
+              <w:t>7</w:t>
             </w:r>
           </w:p>
         </w:tc>
@@ -902,52 +716,6 @@
             <w:vAlign w:val="center"/>
           </w:tcPr>
           <w:p>
-            <w:r>
-              <w:rPr>
-                <w:rFonts w:hint="eastAsia"/>
-              </w:rPr>
-              <w:t>지태준</w:t>
-            </w:r>
-            <w:r>
-              <w:rPr>
-                <w:rFonts w:hint="eastAsia"/>
-              </w:rPr>
-              <w:t>:</w:t>
-            </w:r>
-            <w:r>
-              <w:t xml:space="preserve"> </w:t>
-            </w:r>
-          </w:p>
-          <w:p>
-            <w:r>
-              <w:rPr>
-                <w:rFonts w:hint="eastAsia"/>
-              </w:rPr>
-              <w:t>고광신</w:t>
-            </w:r>
-            <w:r>
-              <w:rPr>
-                <w:rFonts w:hint="eastAsia"/>
-              </w:rPr>
-              <w:t>:</w:t>
-            </w:r>
-            <w:r>
-              <w:t xml:space="preserve"> </w:t>
-            </w:r>
-          </w:p>
-          <w:p>
-            <w:r>
-              <w:rPr>
-                <w:rFonts w:hint="eastAsia"/>
-              </w:rPr>
-              <w:t>조환희</w:t>
-            </w:r>
-            <w:r>
-              <w:rPr>
-                <w:rFonts w:hint="eastAsia"/>
-              </w:rPr>
-              <w:t>:</w:t>
-            </w:r>
             <w:r>
               <w:t xml:space="preserve"> </w:t>
             </w:r>

--- a/Project_Animagus/작업 일지/광신_작업일지/작업일지(250714-250720).docx
+++ b/Project_Animagus/작업 일지/광신_작업일지/작업일지(250714-250720).docx
@@ -65,7 +65,6 @@
             <w:pPr>
               <w:ind w:firstLineChars="200" w:firstLine="360"/>
               <w:rPr>
-                <w:rFonts w:hint="eastAsia"/>
                 <w:b/>
                 <w:sz w:val="18"/>
               </w:rPr>
@@ -190,7 +189,14 @@
                 <w:rFonts w:hint="eastAsia"/>
                 <w:b/>
               </w:rPr>
-              <w:t>32</w:t>
+              <w:t>3</w:t>
+            </w:r>
+            <w:r>
+              <w:rPr>
+                <w:rFonts w:hint="eastAsia"/>
+                <w:b/>
+              </w:rPr>
+              <w:t>0</w:t>
             </w:r>
           </w:p>
         </w:tc>
@@ -380,7 +386,6 @@
             <w:pPr>
               <w:jc w:val="left"/>
               <w:rPr>
-                <w:rFonts w:hint="eastAsia"/>
                 <w:b/>
               </w:rPr>
             </w:pPr>
@@ -567,7 +572,15 @@
                 <w:b/>
                 <w:sz w:val="22"/>
               </w:rPr>
-              <w:t>33</w:t>
+              <w:t>3</w:t>
+            </w:r>
+            <w:r>
+              <w:rPr>
+                <w:rFonts w:hint="eastAsia"/>
+                <w:b/>
+                <w:sz w:val="22"/>
+              </w:rPr>
+              <w:t>1</w:t>
             </w:r>
           </w:p>
         </w:tc>
@@ -631,15 +644,7 @@
                 <w:b/>
                 <w:sz w:val="22"/>
               </w:rPr>
-              <w:t>07.</w:t>
-            </w:r>
-            <w:r>
-              <w:rPr>
-                <w:rFonts w:hint="eastAsia"/>
-                <w:b/>
-                <w:sz w:val="22"/>
-              </w:rPr>
-              <w:t>21</w:t>
+              <w:t>07.21</w:t>
             </w:r>
             <w:r>
               <w:rPr>
@@ -669,15 +674,7 @@
                 <w:b/>
                 <w:sz w:val="22"/>
               </w:rPr>
-              <w:t>7.2</w:t>
-            </w:r>
-            <w:r>
-              <w:rPr>
-                <w:rFonts w:hint="eastAsia"/>
-                <w:b/>
-                <w:sz w:val="22"/>
-              </w:rPr>
-              <w:t>7</w:t>
+              <w:t>7.27</w:t>
             </w:r>
           </w:p>
         </w:tc>
